--- a/PRDs/SnapMock-Numbered-Steps-Stamps-Emoji-PRD.docx
+++ b/PRDs/SnapMock-Numbered-Steps-Stamps-Emoji-PRD.docx
@@ -95,7 +95,7 @@
           <w:sz w:val="24"/>
           <w:szCs w:val="24"/>
         </w:rPr>
-        <w:t xml:space="preserve">Version 1.2</w:t>
+        <w:t xml:space="preserve">Version 1.3</w:t>
       </w:r>
     </w:p>
     <w:p>
@@ -8410,7 +8410,7 @@
                 <w:sz w:val="20"/>
                 <w:szCs w:val="20"/>
               </w:rPr>
-              <w:t xml:space="preserve">Mirror the stamp horizontally.</w:t>
+              <w:t xml:space="preserve">Inherited from SnapGraphicsItem base class (Technical Architecture PRD Section 3.1.4). Mirror the stamp horizontally.</w:t>
             </w:r>
           </w:p>
         </w:tc>
@@ -8520,7 +8520,7 @@
                 <w:sz w:val="20"/>
                 <w:szCs w:val="20"/>
               </w:rPr>
-              <w:t xml:space="preserve">Mirror the stamp vertically.</w:t>
+              <w:t xml:space="preserve">Inherited from SnapGraphicsItem base class (Technical Architecture PRD Section 3.1.4). Mirror the stamp vertically.</w:t>
             </w:r>
           </w:p>
         </w:tc>
@@ -13000,7 +13000,7 @@
                 <w:sz w:val="20"/>
                 <w:szCs w:val="20"/>
               </w:rPr>
-              <w:t xml:space="preserve">Mirror horizontally.</w:t>
+              <w:t xml:space="preserve">Inherited from SnapGraphicsItem base class (Technical Architecture PRD Section 3.1.4). Mirror horizontally.</w:t>
             </w:r>
           </w:p>
         </w:tc>
@@ -13110,7 +13110,7 @@
                 <w:sz w:val="20"/>
                 <w:szCs w:val="20"/>
               </w:rPr>
-              <w:t xml:space="preserve">Mirror vertically.</w:t>
+              <w:t xml:space="preserve">Inherited from SnapGraphicsItem base class (Technical Architecture PRD Section 3.1.4). Mirror vertically.</w:t>
             </w:r>
           </w:p>
         </w:tc>
@@ -20302,6 +20302,31 @@
       </w:pPr>
       <w:r>
         <w:t xml:space="preserve">Changelog</w:t>
+      </w:r>
+    </w:p>
+    <w:p>
+      <w:pPr>
+        <w:spacing w:after="120"/>
+      </w:pPr>
+      <w:r>
+        <w:rPr>
+          <w:b/>
+          <w:bCs/>
+        </w:rPr>
+        <w:t xml:space="preserve">Version 1.3 (March 2026)</w:t>
+      </w:r>
+    </w:p>
+    <w:p>
+      <w:pPr>
+        <w:pStyle w:val="ListParagraph"/>
+        <w:numPr>
+          <w:ilvl w:val="0"/>
+          <w:numId w:val="11"/>
+        </w:numPr>
+        <w:spacing w:after="60"/>
+      </w:pPr>
+      <w:r>
+        <w:t xml:space="preserve">Sections 3.5 and 4.4: Updated flip_horizontal and flip_vertical property descriptions in StampItem and EmojiItem tool-specific properties tables to note these are now inherited from the SnapGraphicsItem base class (Technical Architecture PRD Section 3.1.4). Tool Options Bar controls and context menu entries retained as UI surface for toggling the inherited properties.</w:t>
       </w:r>
     </w:p>
     <w:p>
